--- a/klagomål/A 15220-2025 FSC-klagomål.docx
+++ b/klagomål/A 15220-2025 FSC-klagomål.docx
@@ -651,7 +651,7 @@
     <w:r>
       <w:tab/>
       <w:tab/>
-      <w:t>2025-04-02</w:t>
+      <w:t>2025-04-03</w:t>
       <w:br/>
       <w:br/>
     </w:r>

--- a/klagomål/A 15220-2025 FSC-klagomål.docx
+++ b/klagomål/A 15220-2025 FSC-klagomål.docx
@@ -651,7 +651,7 @@
     <w:r>
       <w:tab/>
       <w:tab/>
-      <w:t>2025-04-03</w:t>
+      <w:t>2025-04-05</w:t>
       <w:br/>
       <w:br/>
     </w:r>

--- a/klagomål/A 15220-2025 FSC-klagomål.docx
+++ b/klagomål/A 15220-2025 FSC-klagomål.docx
@@ -651,7 +651,7 @@
     <w:r>
       <w:tab/>
       <w:tab/>
-      <w:t>2025-04-05</w:t>
+      <w:t>2025-04-06</w:t>
       <w:br/>
       <w:br/>
     </w:r>

--- a/klagomål/A 15220-2025 FSC-klagomål.docx
+++ b/klagomål/A 15220-2025 FSC-klagomål.docx
@@ -651,7 +651,7 @@
     <w:r>
       <w:tab/>
       <w:tab/>
-      <w:t>2025-04-06</w:t>
+      <w:t>2025-04-07</w:t>
       <w:br/>
       <w:br/>
     </w:r>

--- a/klagomål/A 15220-2025 FSC-klagomål.docx
+++ b/klagomål/A 15220-2025 FSC-klagomål.docx
@@ -651,7 +651,7 @@
     <w:r>
       <w:tab/>
       <w:tab/>
-      <w:t>2025-04-07</w:t>
+      <w:t>2025-04-08</w:t>
       <w:br/>
       <w:br/>
     </w:r>

--- a/klagomål/A 15220-2025 FSC-klagomål.docx
+++ b/klagomål/A 15220-2025 FSC-klagomål.docx
@@ -651,7 +651,7 @@
     <w:r>
       <w:tab/>
       <w:tab/>
-      <w:t>2025-04-08</w:t>
+      <w:t>2025-04-09</w:t>
       <w:br/>
       <w:br/>
     </w:r>

--- a/klagomål/A 15220-2025 FSC-klagomål.docx
+++ b/klagomål/A 15220-2025 FSC-klagomål.docx
@@ -244,6 +244,28 @@
       </w:pPr>
       <w:r>
         <w:t>Figur 1. Fyndplatser för naturvårdsarter i det avverkningsanmälda området (röd linje). Markörer utan svart kant är placerade på fyndplatsen. Markörer med svart kant är placerade vid sidan av fyndplatsen och har ett svart streck som visar fyndplatsens exakta position. Kartans mittpunktskoordinat är N 7081083, E 657644 i SWEREF 99 TM.</w:t>
+      </w:r>
+    </w:p>
+    <w:p>
+      <w:r>
+        <w:rPr>
+          <w:b/>
+        </w:rPr>
+        <w:t>Garnlav (NT)</w:t>
+      </w:r>
+      <w:r>
+        <w:t xml:space="preserve"> är en utpräglad barrskogsart som ibland kan drapera träden i norrländska grannaturskogar med hög luftfuktighet. Den förekommer även i talldominerade bestånd där den, förutom i trädens grenverk, påträffas hängande över ojämnheter i tallbarken. Arten har minskat starkt i södra och mellersta Sverige och den minskar även i sitt nordliga utbredningsområde. Orsaken till tillbakagången beror främst på slutavverkningar av naturskogsartade skogar. Bestånd med riklig förekomst bör regelmässigt sparas. Garnlav är värdväxt för den mycket sällsynta och akut hotade fjärilen barrskogslavfly (CR) som hör hemma i boreala barrskogar med riklig förekomst av värdväxten. Tidigare kunde arten konstateras årligen på flera platser vid Dala-Floda i Dalarna innan lokalerna kalavverkades. Senaste fyndet i landet av barrskogslavfly är från år 2000 då den påträffades vid Högberget i Sollefteå kommun (SLU Artdatabanken, 2024).</w:t>
+      </w:r>
+    </w:p>
+    <w:p>
+      <w:r>
+        <w:rPr>
+          <w:b/>
+        </w:rPr>
+        <w:t>Kolflarnlav (NT)</w:t>
+      </w:r>
+      <w:r>
+        <w:t xml:space="preserve"> är brandberoende och växer nästan uteslutande på kolad hård kärnved av tall. Etableringen verkar ske först 100–300 år efter brand och nytt substrat nybildas i mycket begränsad omfattning. Avverkning av tallskog av naturskogskaraktär med spår av återkommande bränder är ett hot och mängden lämplig ved att växa på för arten minskar dels på grund av naturlig nedbrytning men framförallt på grund av att det förstörs i samband med slutavverkningar, gallringar och markberedning. Såväl kolflarnlav som mörk kolflarnlav har glänsande bålfjäll och förekommer främst i tall- och blandbarrskogar av naturskogskaraktär med spår av återkommande bränder. Skogar som dessa hyser höga biologiska värden och bör skyddas (SLU Artdatabanken, 2024).</w:t>
       </w:r>
     </w:p>
     <w:p>
@@ -651,7 +673,7 @@
     <w:r>
       <w:tab/>
       <w:tab/>
-      <w:t>2025-04-09</w:t>
+      <w:t>2025-04-10</w:t>
       <w:br/>
       <w:br/>
     </w:r>

--- a/klagomål/A 15220-2025 FSC-klagomål.docx
+++ b/klagomål/A 15220-2025 FSC-klagomål.docx
@@ -673,7 +673,7 @@
     <w:r>
       <w:tab/>
       <w:tab/>
-      <w:t>2025-04-10</w:t>
+      <w:t>2025-04-11</w:t>
       <w:br/>
       <w:br/>
     </w:r>

--- a/klagomål/A 15220-2025 FSC-klagomål.docx
+++ b/klagomål/A 15220-2025 FSC-klagomål.docx
@@ -673,7 +673,7 @@
     <w:r>
       <w:tab/>
       <w:tab/>
-      <w:t>2025-04-11</w:t>
+      <w:t>2025-04-12</w:t>
       <w:br/>
       <w:br/>
     </w:r>

--- a/klagomål/A 15220-2025 FSC-klagomål.docx
+++ b/klagomål/A 15220-2025 FSC-klagomål.docx
@@ -673,7 +673,7 @@
     <w:r>
       <w:tab/>
       <w:tab/>
-      <w:t>2025-04-12</w:t>
+      <w:t>2025-04-13</w:t>
       <w:br/>
       <w:br/>
     </w:r>

--- a/klagomål/A 15220-2025 FSC-klagomål.docx
+++ b/klagomål/A 15220-2025 FSC-klagomål.docx
@@ -673,7 +673,7 @@
     <w:r>
       <w:tab/>
       <w:tab/>
-      <w:t>2025-04-13</w:t>
+      <w:t>2025-04-14</w:t>
       <w:br/>
       <w:br/>
     </w:r>

--- a/klagomål/A 15220-2025 FSC-klagomål.docx
+++ b/klagomål/A 15220-2025 FSC-klagomål.docx
@@ -673,7 +673,7 @@
     <w:r>
       <w:tab/>
       <w:tab/>
-      <w:t>2025-04-14</w:t>
+      <w:t>2025-04-15</w:t>
       <w:br/>
       <w:br/>
     </w:r>

--- a/klagomål/A 15220-2025 FSC-klagomål.docx
+++ b/klagomål/A 15220-2025 FSC-klagomål.docx
@@ -673,7 +673,7 @@
     <w:r>
       <w:tab/>
       <w:tab/>
-      <w:t>2025-04-15</w:t>
+      <w:t>2025-04-16</w:t>
       <w:br/>
       <w:br/>
     </w:r>

--- a/klagomål/A 15220-2025 FSC-klagomål.docx
+++ b/klagomål/A 15220-2025 FSC-klagomål.docx
@@ -673,7 +673,7 @@
     <w:r>
       <w:tab/>
       <w:tab/>
-      <w:t>2025-04-16</w:t>
+      <w:t>2025-04-17</w:t>
       <w:br/>
       <w:br/>
     </w:r>

--- a/klagomål/A 15220-2025 FSC-klagomål.docx
+++ b/klagomål/A 15220-2025 FSC-klagomål.docx
@@ -673,7 +673,7 @@
     <w:r>
       <w:tab/>
       <w:tab/>
-      <w:t>2025-04-17</w:t>
+      <w:t>2025-04-18</w:t>
       <w:br/>
       <w:br/>
     </w:r>

--- a/klagomål/A 15220-2025 FSC-klagomål.docx
+++ b/klagomål/A 15220-2025 FSC-klagomål.docx
@@ -684,7 +684,7 @@
     <w:r>
       <w:tab/>
       <w:tab/>
-      <w:t>2025-05-03</w:t>
+      <w:t>2025-05-04</w:t>
       <w:br/>
       <w:br/>
     </w:r>

--- a/klagomål/A 15220-2025 FSC-klagomål.docx
+++ b/klagomål/A 15220-2025 FSC-klagomål.docx
@@ -684,7 +684,7 @@
     <w:r>
       <w:tab/>
       <w:tab/>
-      <w:t>2025-05-04</w:t>
+      <w:t>2025-05-06</w:t>
       <w:br/>
       <w:br/>
     </w:r>

--- a/klagomål/A 15220-2025 FSC-klagomål.docx
+++ b/klagomål/A 15220-2025 FSC-klagomål.docx
@@ -684,7 +684,7 @@
     <w:r>
       <w:tab/>
       <w:tab/>
-      <w:t>2025-05-06</w:t>
+      <w:t>2025-05-07</w:t>
       <w:br/>
       <w:br/>
     </w:r>

--- a/klagomål/A 15220-2025 FSC-klagomål.docx
+++ b/klagomål/A 15220-2025 FSC-klagomål.docx
@@ -684,7 +684,7 @@
     <w:r>
       <w:tab/>
       <w:tab/>
-      <w:t>2025-05-07</w:t>
+      <w:t>2025-05-08</w:t>
       <w:br/>
       <w:br/>
     </w:r>

--- a/klagomål/A 15220-2025 FSC-klagomål.docx
+++ b/klagomål/A 15220-2025 FSC-klagomål.docx
@@ -684,7 +684,7 @@
     <w:r>
       <w:tab/>
       <w:tab/>
-      <w:t>2025-05-08</w:t>
+      <w:t>2025-05-09</w:t>
       <w:br/>
       <w:br/>
     </w:r>

--- a/klagomål/A 15220-2025 FSC-klagomål.docx
+++ b/klagomål/A 15220-2025 FSC-klagomål.docx
@@ -684,7 +684,7 @@
     <w:r>
       <w:tab/>
       <w:tab/>
-      <w:t>2025-05-09</w:t>
+      <w:t>2025-05-10</w:t>
       <w:br/>
       <w:br/>
     </w:r>

--- a/klagomål/A 15220-2025 FSC-klagomål.docx
+++ b/klagomål/A 15220-2025 FSC-klagomål.docx
@@ -684,7 +684,7 @@
     <w:r>
       <w:tab/>
       <w:tab/>
-      <w:t>2025-05-10</w:t>
+      <w:t>2025-05-11</w:t>
       <w:br/>
       <w:br/>
     </w:r>

--- a/klagomål/A 15220-2025 FSC-klagomål.docx
+++ b/klagomål/A 15220-2025 FSC-klagomål.docx
@@ -684,7 +684,7 @@
     <w:r>
       <w:tab/>
       <w:tab/>
-      <w:t>2025-05-11</w:t>
+      <w:t>2025-05-12</w:t>
       <w:br/>
       <w:br/>
     </w:r>

--- a/klagomål/A 15220-2025 FSC-klagomål.docx
+++ b/klagomål/A 15220-2025 FSC-klagomål.docx
@@ -684,7 +684,7 @@
     <w:r>
       <w:tab/>
       <w:tab/>
-      <w:t>2025-05-12</w:t>
+      <w:t>2025-05-13</w:t>
       <w:br/>
       <w:br/>
     </w:r>

--- a/klagomål/A 15220-2025 FSC-klagomål.docx
+++ b/klagomål/A 15220-2025 FSC-klagomål.docx
@@ -684,7 +684,7 @@
     <w:r>
       <w:tab/>
       <w:tab/>
-      <w:t>2025-05-13</w:t>
+      <w:t>2025-05-14</w:t>
       <w:br/>
       <w:br/>
     </w:r>

--- a/klagomål/A 15220-2025 FSC-klagomål.docx
+++ b/klagomål/A 15220-2025 FSC-klagomål.docx
@@ -684,7 +684,7 @@
     <w:r>
       <w:tab/>
       <w:tab/>
-      <w:t>2025-05-14</w:t>
+      <w:t>2025-05-15</w:t>
       <w:br/>
       <w:br/>
     </w:r>

--- a/klagomål/A 15220-2025 FSC-klagomål.docx
+++ b/klagomål/A 15220-2025 FSC-klagomål.docx
@@ -684,7 +684,7 @@
     <w:r>
       <w:tab/>
       <w:tab/>
-      <w:t>2025-05-15</w:t>
+      <w:t>2025-05-16</w:t>
       <w:br/>
       <w:br/>
     </w:r>

--- a/klagomål/A 15220-2025 FSC-klagomål.docx
+++ b/klagomål/A 15220-2025 FSC-klagomål.docx
@@ -684,7 +684,7 @@
     <w:r>
       <w:tab/>
       <w:tab/>
-      <w:t>2025-05-16</w:t>
+      <w:t>2025-05-17</w:t>
       <w:br/>
       <w:br/>
     </w:r>

--- a/klagomål/A 15220-2025 FSC-klagomål.docx
+++ b/klagomål/A 15220-2025 FSC-klagomål.docx
@@ -684,7 +684,7 @@
     <w:r>
       <w:tab/>
       <w:tab/>
-      <w:t>2025-05-17</w:t>
+      <w:t>2025-05-18</w:t>
       <w:br/>
       <w:br/>
     </w:r>

--- a/klagomål/A 15220-2025 FSC-klagomål.docx
+++ b/klagomål/A 15220-2025 FSC-klagomål.docx
@@ -684,7 +684,7 @@
     <w:r>
       <w:tab/>
       <w:tab/>
-      <w:t>2025-05-18</w:t>
+      <w:t>2025-05-19</w:t>
       <w:br/>
       <w:br/>
     </w:r>

--- a/klagomål/A 15220-2025 FSC-klagomål.docx
+++ b/klagomål/A 15220-2025 FSC-klagomål.docx
@@ -684,7 +684,7 @@
     <w:r>
       <w:tab/>
       <w:tab/>
-      <w:t>2025-05-19</w:t>
+      <w:t>2025-05-20</w:t>
       <w:br/>
       <w:br/>
     </w:r>

--- a/klagomål/A 15220-2025 FSC-klagomål.docx
+++ b/klagomål/A 15220-2025 FSC-klagomål.docx
@@ -684,7 +684,7 @@
     <w:r>
       <w:tab/>
       <w:tab/>
-      <w:t>2025-05-20</w:t>
+      <w:t>2025-05-21</w:t>
       <w:br/>
       <w:br/>
     </w:r>

--- a/klagomål/A 15220-2025 FSC-klagomål.docx
+++ b/klagomål/A 15220-2025 FSC-klagomål.docx
@@ -684,7 +684,7 @@
     <w:r>
       <w:tab/>
       <w:tab/>
-      <w:t>2025-05-21</w:t>
+      <w:t>2025-05-22</w:t>
       <w:br/>
       <w:br/>
     </w:r>

--- a/klagomål/A 15220-2025 FSC-klagomål.docx
+++ b/klagomål/A 15220-2025 FSC-klagomål.docx
@@ -684,7 +684,7 @@
     <w:r>
       <w:tab/>
       <w:tab/>
-      <w:t>2025-05-22</w:t>
+      <w:t>2025-05-23</w:t>
       <w:br/>
       <w:br/>
     </w:r>

--- a/klagomål/A 15220-2025 FSC-klagomål.docx
+++ b/klagomål/A 15220-2025 FSC-klagomål.docx
@@ -684,7 +684,7 @@
     <w:r>
       <w:tab/>
       <w:tab/>
-      <w:t>2025-05-23</w:t>
+      <w:t>2025-05-24</w:t>
       <w:br/>
       <w:br/>
     </w:r>

--- a/klagomål/A 15220-2025 FSC-klagomål.docx
+++ b/klagomål/A 15220-2025 FSC-klagomål.docx
@@ -684,7 +684,7 @@
     <w:r>
       <w:tab/>
       <w:tab/>
-      <w:t>2025-05-24</w:t>
+      <w:t>2025-05-25</w:t>
       <w:br/>
       <w:br/>
     </w:r>

--- a/klagomål/A 15220-2025 FSC-klagomål.docx
+++ b/klagomål/A 15220-2025 FSC-klagomål.docx
@@ -684,7 +684,7 @@
     <w:r>
       <w:tab/>
       <w:tab/>
-      <w:t>2025-05-25</w:t>
+      <w:t>2025-05-26</w:t>
       <w:br/>
       <w:br/>
     </w:r>

--- a/klagomål/A 15220-2025 FSC-klagomål.docx
+++ b/klagomål/A 15220-2025 FSC-klagomål.docx
@@ -684,7 +684,7 @@
     <w:r>
       <w:tab/>
       <w:tab/>
-      <w:t>2025-05-26</w:t>
+      <w:t>2025-05-27</w:t>
       <w:br/>
       <w:br/>
     </w:r>

--- a/klagomål/A 15220-2025 FSC-klagomål.docx
+++ b/klagomål/A 15220-2025 FSC-klagomål.docx
@@ -684,7 +684,7 @@
     <w:r>
       <w:tab/>
       <w:tab/>
-      <w:t>2025-05-27</w:t>
+      <w:t>2025-05-30</w:t>
       <w:br/>
       <w:br/>
     </w:r>

--- a/klagomål/A 15220-2025 FSC-klagomål.docx
+++ b/klagomål/A 15220-2025 FSC-klagomål.docx
@@ -684,7 +684,7 @@
     <w:r>
       <w:tab/>
       <w:tab/>
-      <w:t>2025-05-30</w:t>
+      <w:t>2025-06-01</w:t>
       <w:br/>
       <w:br/>
     </w:r>

--- a/klagomål/A 15220-2025 FSC-klagomål.docx
+++ b/klagomål/A 15220-2025 FSC-klagomål.docx
@@ -684,7 +684,7 @@
     <w:r>
       <w:tab/>
       <w:tab/>
-      <w:t>2025-06-01</w:t>
+      <w:t>2025-06-02</w:t>
       <w:br/>
       <w:br/>
     </w:r>

--- a/klagomål/A 15220-2025 FSC-klagomål.docx
+++ b/klagomål/A 15220-2025 FSC-klagomål.docx
@@ -684,7 +684,7 @@
     <w:r>
       <w:tab/>
       <w:tab/>
-      <w:t>2025-06-02</w:t>
+      <w:t>2025-06-03</w:t>
       <w:br/>
       <w:br/>
     </w:r>

--- a/klagomål/A 15220-2025 FSC-klagomål.docx
+++ b/klagomål/A 15220-2025 FSC-klagomål.docx
@@ -684,7 +684,7 @@
     <w:r>
       <w:tab/>
       <w:tab/>
-      <w:t>2025-06-03</w:t>
+      <w:t>2025-06-04</w:t>
       <w:br/>
       <w:br/>
     </w:r>

--- a/klagomål/A 15220-2025 FSC-klagomål.docx
+++ b/klagomål/A 15220-2025 FSC-klagomål.docx
@@ -684,7 +684,7 @@
     <w:r>
       <w:tab/>
       <w:tab/>
-      <w:t>2025-06-04</w:t>
+      <w:t>2025-06-05</w:t>
       <w:br/>
       <w:br/>
     </w:r>

--- a/klagomål/A 15220-2025 FSC-klagomål.docx
+++ b/klagomål/A 15220-2025 FSC-klagomål.docx
@@ -684,7 +684,7 @@
     <w:r>
       <w:tab/>
       <w:tab/>
-      <w:t>2025-06-05</w:t>
+      <w:t>2025-06-13</w:t>
       <w:br/>
       <w:br/>
     </w:r>

--- a/klagomål/A 15220-2025 FSC-klagomål.docx
+++ b/klagomål/A 15220-2025 FSC-klagomål.docx
@@ -684,7 +684,7 @@
     <w:r>
       <w:tab/>
       <w:tab/>
-      <w:t>2025-06-13</w:t>
+      <w:t>2025-06-15</w:t>
       <w:br/>
       <w:br/>
     </w:r>

--- a/klagomål/A 15220-2025 FSC-klagomål.docx
+++ b/klagomål/A 15220-2025 FSC-klagomål.docx
@@ -684,7 +684,7 @@
     <w:r>
       <w:tab/>
       <w:tab/>
-      <w:t>2025-06-15</w:t>
+      <w:t>2025-06-16</w:t>
       <w:br/>
       <w:br/>
     </w:r>

--- a/klagomål/A 15220-2025 FSC-klagomål.docx
+++ b/klagomål/A 15220-2025 FSC-klagomål.docx
@@ -684,7 +684,7 @@
     <w:r>
       <w:tab/>
       <w:tab/>
-      <w:t>2025-06-16</w:t>
+      <w:t>2025-06-17</w:t>
       <w:br/>
       <w:br/>
     </w:r>

--- a/klagomål/A 15220-2025 FSC-klagomål.docx
+++ b/klagomål/A 15220-2025 FSC-klagomål.docx
@@ -684,7 +684,7 @@
     <w:r>
       <w:tab/>
       <w:tab/>
-      <w:t>2025-06-17</w:t>
+      <w:t>2025-06-18</w:t>
       <w:br/>
       <w:br/>
     </w:r>

--- a/klagomål/A 15220-2025 FSC-klagomål.docx
+++ b/klagomål/A 15220-2025 FSC-klagomål.docx
@@ -684,7 +684,7 @@
     <w:r>
       <w:tab/>
       <w:tab/>
-      <w:t>2025-06-18</w:t>
+      <w:t>2025-06-19</w:t>
       <w:br/>
       <w:br/>
     </w:r>

--- a/klagomål/A 15220-2025 FSC-klagomål.docx
+++ b/klagomål/A 15220-2025 FSC-klagomål.docx
@@ -684,7 +684,7 @@
     <w:r>
       <w:tab/>
       <w:tab/>
-      <w:t>2025-06-19</w:t>
+      <w:t>2025-06-20</w:t>
       <w:br/>
       <w:br/>
     </w:r>

--- a/klagomål/A 15220-2025 FSC-klagomål.docx
+++ b/klagomål/A 15220-2025 FSC-klagomål.docx
@@ -684,7 +684,7 @@
     <w:r>
       <w:tab/>
       <w:tab/>
-      <w:t>2025-06-20</w:t>
+      <w:t>2025-06-21</w:t>
       <w:br/>
       <w:br/>
     </w:r>

--- a/klagomål/A 15220-2025 FSC-klagomål.docx
+++ b/klagomål/A 15220-2025 FSC-klagomål.docx
@@ -684,7 +684,7 @@
     <w:r>
       <w:tab/>
       <w:tab/>
-      <w:t>2025-06-21</w:t>
+      <w:t>2025-06-22</w:t>
       <w:br/>
       <w:br/>
     </w:r>

--- a/klagomål/A 15220-2025 FSC-klagomål.docx
+++ b/klagomål/A 15220-2025 FSC-klagomål.docx
@@ -684,7 +684,7 @@
     <w:r>
       <w:tab/>
       <w:tab/>
-      <w:t>2025-06-22</w:t>
+      <w:t>2025-06-23</w:t>
       <w:br/>
       <w:br/>
     </w:r>

--- a/klagomål/A 15220-2025 FSC-klagomål.docx
+++ b/klagomål/A 15220-2025 FSC-klagomål.docx
@@ -684,7 +684,7 @@
     <w:r>
       <w:tab/>
       <w:tab/>
-      <w:t>2025-06-23</w:t>
+      <w:t>2025-06-24</w:t>
       <w:br/>
       <w:br/>
     </w:r>

--- a/klagomål/A 15220-2025 FSC-klagomål.docx
+++ b/klagomål/A 15220-2025 FSC-klagomål.docx
@@ -684,7 +684,7 @@
     <w:r>
       <w:tab/>
       <w:tab/>
-      <w:t>2025-06-24</w:t>
+      <w:t>2025-06-25</w:t>
       <w:br/>
       <w:br/>
     </w:r>

--- a/klagomål/A 15220-2025 FSC-klagomål.docx
+++ b/klagomål/A 15220-2025 FSC-klagomål.docx
@@ -684,7 +684,7 @@
     <w:r>
       <w:tab/>
       <w:tab/>
-      <w:t>2025-06-25</w:t>
+      <w:t>2025-06-26</w:t>
       <w:br/>
       <w:br/>
     </w:r>

--- a/klagomål/A 15220-2025 FSC-klagomål.docx
+++ b/klagomål/A 15220-2025 FSC-klagomål.docx
@@ -684,7 +684,7 @@
     <w:r>
       <w:tab/>
       <w:tab/>
-      <w:t>2025-06-26</w:t>
+      <w:t>2025-06-27</w:t>
       <w:br/>
       <w:br/>
     </w:r>

--- a/klagomål/A 15220-2025 FSC-klagomål.docx
+++ b/klagomål/A 15220-2025 FSC-klagomål.docx
@@ -684,7 +684,7 @@
     <w:r>
       <w:tab/>
       <w:tab/>
-      <w:t>2025-06-27</w:t>
+      <w:t>2025-06-28</w:t>
       <w:br/>
       <w:br/>
     </w:r>

--- a/klagomål/A 15220-2025 FSC-klagomål.docx
+++ b/klagomål/A 15220-2025 FSC-klagomål.docx
@@ -684,7 +684,7 @@
     <w:r>
       <w:tab/>
       <w:tab/>
-      <w:t>2025-06-28</w:t>
+      <w:t>2025-06-29</w:t>
       <w:br/>
       <w:br/>
     </w:r>

--- a/klagomål/A 15220-2025 FSC-klagomål.docx
+++ b/klagomål/A 15220-2025 FSC-klagomål.docx
@@ -684,7 +684,7 @@
     <w:r>
       <w:tab/>
       <w:tab/>
-      <w:t>2025-06-29</w:t>
+      <w:t>2025-06-30</w:t>
       <w:br/>
       <w:br/>
     </w:r>

--- a/klagomål/A 15220-2025 FSC-klagomål.docx
+++ b/klagomål/A 15220-2025 FSC-klagomål.docx
@@ -684,7 +684,7 @@
     <w:r>
       <w:tab/>
       <w:tab/>
-      <w:t>2025-06-30</w:t>
+      <w:t>2025-07-01</w:t>
       <w:br/>
       <w:br/>
     </w:r>

--- a/klagomål/A 15220-2025 FSC-klagomål.docx
+++ b/klagomål/A 15220-2025 FSC-klagomål.docx
@@ -684,7 +684,7 @@
     <w:r>
       <w:tab/>
       <w:tab/>
-      <w:t>2025-07-01</w:t>
+      <w:t>2025-07-02</w:t>
       <w:br/>
       <w:br/>
     </w:r>

--- a/klagomål/A 15220-2025 FSC-klagomål.docx
+++ b/klagomål/A 15220-2025 FSC-klagomål.docx
@@ -684,7 +684,7 @@
     <w:r>
       <w:tab/>
       <w:tab/>
-      <w:t>2025-07-02</w:t>
+      <w:t>2025-07-03</w:t>
       <w:br/>
       <w:br/>
     </w:r>

--- a/klagomål/A 15220-2025 FSC-klagomål.docx
+++ b/klagomål/A 15220-2025 FSC-klagomål.docx
@@ -684,7 +684,7 @@
     <w:r>
       <w:tab/>
       <w:tab/>
-      <w:t>2025-07-03</w:t>
+      <w:t>2025-07-04</w:t>
       <w:br/>
       <w:br/>
     </w:r>

--- a/klagomål/A 15220-2025 FSC-klagomål.docx
+++ b/klagomål/A 15220-2025 FSC-klagomål.docx
@@ -684,7 +684,7 @@
     <w:r>
       <w:tab/>
       <w:tab/>
-      <w:t>2025-07-04</w:t>
+      <w:t>2025-07-05</w:t>
       <w:br/>
       <w:br/>
     </w:r>

--- a/klagomål/A 15220-2025 FSC-klagomål.docx
+++ b/klagomål/A 15220-2025 FSC-klagomål.docx
@@ -684,7 +684,7 @@
     <w:r>
       <w:tab/>
       <w:tab/>
-      <w:t>2025-07-05</w:t>
+      <w:t>2025-07-06</w:t>
       <w:br/>
       <w:br/>
     </w:r>

--- a/klagomål/A 15220-2025 FSC-klagomål.docx
+++ b/klagomål/A 15220-2025 FSC-klagomål.docx
@@ -684,7 +684,7 @@
     <w:r>
       <w:tab/>
       <w:tab/>
-      <w:t>2025-07-06</w:t>
+      <w:t>2025-07-07</w:t>
       <w:br/>
       <w:br/>
     </w:r>

--- a/klagomål/A 15220-2025 FSC-klagomål.docx
+++ b/klagomål/A 15220-2025 FSC-klagomål.docx
@@ -684,7 +684,7 @@
     <w:r>
       <w:tab/>
       <w:tab/>
-      <w:t>2025-07-07</w:t>
+      <w:t>2025-07-08</w:t>
       <w:br/>
       <w:br/>
     </w:r>

--- a/klagomål/A 15220-2025 FSC-klagomål.docx
+++ b/klagomål/A 15220-2025 FSC-klagomål.docx
@@ -684,7 +684,7 @@
     <w:r>
       <w:tab/>
       <w:tab/>
-      <w:t>2025-07-08</w:t>
+      <w:t>2025-07-09</w:t>
       <w:br/>
       <w:br/>
     </w:r>

--- a/klagomål/A 15220-2025 FSC-klagomål.docx
+++ b/klagomål/A 15220-2025 FSC-klagomål.docx
@@ -684,7 +684,7 @@
     <w:r>
       <w:tab/>
       <w:tab/>
-      <w:t>2025-07-09</w:t>
+      <w:t>2025-07-11</w:t>
       <w:br/>
       <w:br/>
     </w:r>

--- a/klagomål/A 15220-2025 FSC-klagomål.docx
+++ b/klagomål/A 15220-2025 FSC-klagomål.docx
@@ -684,7 +684,7 @@
     <w:r>
       <w:tab/>
       <w:tab/>
-      <w:t>2025-07-11</w:t>
+      <w:t>2025-07-12</w:t>
       <w:br/>
       <w:br/>
     </w:r>

--- a/klagomål/A 15220-2025 FSC-klagomål.docx
+++ b/klagomål/A 15220-2025 FSC-klagomål.docx
@@ -684,7 +684,7 @@
     <w:r>
       <w:tab/>
       <w:tab/>
-      <w:t>2025-07-12</w:t>
+      <w:t>2025-07-13</w:t>
       <w:br/>
       <w:br/>
     </w:r>

--- a/klagomål/A 15220-2025 FSC-klagomål.docx
+++ b/klagomål/A 15220-2025 FSC-klagomål.docx
@@ -684,7 +684,7 @@
     <w:r>
       <w:tab/>
       <w:tab/>
-      <w:t>2025-07-13</w:t>
+      <w:t>2025-07-14</w:t>
       <w:br/>
       <w:br/>
     </w:r>

--- a/klagomål/A 15220-2025 FSC-klagomål.docx
+++ b/klagomål/A 15220-2025 FSC-klagomål.docx
@@ -684,7 +684,7 @@
     <w:r>
       <w:tab/>
       <w:tab/>
-      <w:t>2025-08-06</w:t>
+      <w:t>2025-08-09</w:t>
       <w:br/>
       <w:br/>
     </w:r>
